--- a/강의안/피지컬AI_Agentic실습_2일차_이상을잡는자를만든다_4시간과정.docx
+++ b/강의안/피지컬AI_Agentic실습_2일차_이상을잡는자를만든다_4시간과정.docx
@@ -84,7 +84,7 @@
           <w:color w:val="1F1F1F"/>
           <w:sz w:val="21"/>
         </w:rPr>
-        <w:t>총 4시간 (240분) · 1교시 노션 자산화(60분) + 2~4교시 실습 대상: 컴퓨터공학과 1~4학년 | 진행 방식: 전원 개인 실습 | 준비물: 개인 노트북 (Python · VS Code · Claude · git)</w:t>
+        <w:t>총 4시간 (240분) · 1교시 노션 자산화(60분) + 2~4교시 실습 대상: 컴퓨터공학과 1~4학년 | 진행 방식: 전원 개인 실습 | 준비물: 개인 노트북 (Python · VS Code · 노션 계정)</w:t>
       </w:r>
     </w:p>
     <w:p>
@@ -405,7 +405,7 @@
           <w:color w:val="1F1F1F"/>
           <w:sz w:val="21"/>
         </w:rPr>
-        <w:t>AI가 짠 것과 나란히 놓습니다</w:t>
+        <w:t>AI가 짠 것과 나란히 놓습니다 — 마지막에 강사가 화면에서 같은 함수를 AI에게 짜게 하고, 학생은 자기 구현과 비교해 "어느 쪽이 낫나, 왜"에 답해 봅니다. 이게 오늘의 결론입니다.</w:t>
       </w:r>
       <w:r>
         <w:rPr>
@@ -413,7 +413,6 @@
           <w:color w:val="1F1F1F"/>
           <w:sz w:val="21"/>
         </w:rPr>
-        <w:t xml:space="preserve"> — 마지막에 같은 함수를 Claude에게도 짜게 하고, "어느 쪽이 낫나, 왜"에 답해 봅니다. 이게 오늘의 결론입니다.</w:t>
       </w:r>
     </w:p>
     <w:p>
@@ -5359,7 +5358,9 @@
             <w:pPr>
               <w:spacing w:before="60" w:after="60"/>
             </w:pPr>
-            <w:r/>
+            <w:r>
+              <w:t>온도 드리프트 240개 중 4개 (1.7%) — 정상 구간 오탐율과 같은 수준. 못 잡은 것과 같음</w:t>
+            </w:r>
             <w:r>
               <w:rPr>
                 <w:rFonts w:ascii="맑은 고딕" w:hAnsi="맑은 고딕" w:eastAsia="맑은 고딕"/>
@@ -5367,7 +5368,6 @@
                 <w:color w:val="333333"/>
                 <w:sz w:val="19"/>
               </w:rPr>
-              <w:t>241개 중 5개 (2.1%)</w:t>
             </w:r>
             <w:r>
               <w:rPr>
@@ -5375,7 +5375,6 @@
                 <w:color w:val="333333"/>
                 <w:sz w:val="19"/>
               </w:rPr>
-              <w:t xml:space="preserve"> — 정상 구간 오탐율과 같은 수준. 못 잡은 것과 같음</w:t>
             </w:r>
           </w:p>
         </w:tc>
@@ -5408,7 +5407,9 @@
             <w:pPr>
               <w:spacing w:before="60" w:after="60"/>
             </w:pPr>
-            <w:r/>
+            <w:r>
+              <w:t>센서 결측 120개 중 0개 — 못 잡음</w:t>
+            </w:r>
             <w:r>
               <w:rPr>
                 <w:rFonts w:ascii="맑은 고딕" w:hAnsi="맑은 고딕" w:eastAsia="맑은 고딕"/>
@@ -5416,7 +5417,6 @@
                 <w:color w:val="333333"/>
                 <w:sz w:val="19"/>
               </w:rPr>
-              <w:t>121개 중 0개</w:t>
             </w:r>
             <w:r>
               <w:rPr>
@@ -5424,7 +5424,6 @@
                 <w:color w:val="333333"/>
                 <w:sz w:val="19"/>
               </w:rPr>
-              <w:t xml:space="preserve"> — 못 잡음</w:t>
             </w:r>
           </w:p>
         </w:tc>
@@ -5655,14 +5654,15 @@
             <w:pPr>
               <w:spacing w:before="60" w:after="60"/>
             </w:pPr>
-            <w:r/>
+            <w:r>
+              <w:t>567행</w:t>
+            </w:r>
             <w:r>
               <w:rPr>
                 <w:rFonts w:ascii="맑은 고딕" w:hAnsi="맑은 고딕" w:eastAsia="맑은 고딕"/>
                 <w:color w:val="333333"/>
                 <w:sz w:val="19"/>
               </w:rPr>
-              <w:t>566행</w:t>
             </w:r>
           </w:p>
         </w:tc>
@@ -5734,14 +5734,15 @@
             <w:pPr>
               <w:spacing w:before="60" w:after="60"/>
             </w:pPr>
-            <w:r/>
+            <w:r>
+              <w:t>6,375행</w:t>
+            </w:r>
             <w:r>
               <w:rPr>
                 <w:rFonts w:ascii="맑은 고딕" w:hAnsi="맑은 고딕" w:eastAsia="맑은 고딕"/>
                 <w:color w:val="333333"/>
                 <w:sz w:val="19"/>
               </w:rPr>
-              <w:t>6,374행</w:t>
             </w:r>
           </w:p>
         </w:tc>
@@ -6067,7 +6068,7 @@
           <w:color w:val="1F1F1F"/>
           <w:sz w:val="21"/>
         </w:rPr>
-        <w:t>같은 함수를 Claude에게 짜게 합니다. 지시는 한 문장입니다.</w:t>
+        <w:t>강사가 화면에서 같은 함수를 AI에게 짜게 합니다. 지시는 한 문장입니다.</w:t>
       </w:r>
     </w:p>
     <w:p>
@@ -6200,7 +6201,7 @@
           <w:color w:val="1F1F1F"/>
           <w:sz w:val="21"/>
         </w:rPr>
-        <w:t>Claude에게 같은 함수를 짜게 한다.</w:t>
+        <w:t>강사가 화면에서 AI에게 같은 함수를 짜게 한다. (학생은 도구를 설치하지 않는다)</w:t>
       </w:r>
     </w:p>
     <w:p>
@@ -7515,14 +7516,15 @@
             <w:pPr>
               <w:spacing w:before="60" w:after="60"/>
             </w:pPr>
-            <w:r/>
+            <w:r>
+              <w:t>강사 시연</w:t>
+            </w:r>
             <w:r>
               <w:rPr>
                 <w:rFonts w:ascii="맑은 고딕" w:hAnsi="맑은 고딕" w:eastAsia="맑은 고딕"/>
                 <w:color w:val="333333"/>
                 <w:sz w:val="19"/>
               </w:rPr>
-              <w:t>Claude</w:t>
             </w:r>
           </w:p>
         </w:tc>
